--- a/学内カフェ店長ゲーム_概要仕様書_v4.1.docx
+++ b/学内カフェ店長ゲーム_概要仕様書_v4.1.docx
@@ -64,7 +64,7 @@
           <w:b w:val="0"/>
           <w:sz w:val="21"/>
         </w:rPr>
-        <w:t>本ゲームは、大学内カフェを舞台にした経営シミュレーションゲームです。プレイヤーはカフェの店長として7日間の営業を行い、仕入れ・価格設定・SNS活用の意思決定を通じて利益最大化を目指します。商学・経営学の授業で活用することを想定しています。</w:t>
+        <w:t>本ゲームは、大学内カフェを舞台にした経営シミュレーションゲームです。プレイヤーはカフェの店長として7日間の営業を行い、仕入れ・価格設定・SNS活用の意思決定を通じて利益最大化を目指します。商学・経営学の授業での活用を想定しています。</w:t>
       </w:r>
     </w:p>
     <w:p/>
@@ -1133,7 +1133,7 @@
               <w:rPr>
                 <w:b/>
               </w:rPr>
-              <w:t>係数（default）</w:t>
+              <w:t>係数</w:t>
             </w:r>
           </w:p>
         </w:tc>
@@ -1165,7 +1165,7 @@
           </w:tcPr>
           <w:p>
             <w:r>
-              <w:t>通常営業</w:t>
+              <w:t>通常営業（まだ知られていない）</w:t>
             </w:r>
           </w:p>
         </w:tc>
@@ -1175,7 +1175,7 @@
           </w:tcPr>
           <w:p>
             <w:r>
-              <w:t>1.00</w:t>
+              <w:t>0.70</w:t>
             </w:r>
           </w:p>
         </w:tc>
@@ -1207,7 +1207,7 @@
           </w:tcPr>
           <w:p>
             <w:r>
-              <w:t>通常営業</w:t>
+              <w:t>通常営業（知られてきた）</w:t>
             </w:r>
           </w:p>
         </w:tc>
@@ -1217,7 +1217,7 @@
           </w:tcPr>
           <w:p>
             <w:r>
-              <w:t>1.00</w:t>
+              <w:t>0.80</w:t>
             </w:r>
           </w:p>
         </w:tc>
